--- a/du/textbook/2hcl/unit6/duoyuan/downloads/teacher-guide.docx
+++ b/du/textbook/2hcl/unit6/duoyuan/downloads/teacher-guide.docx
@@ -269,7 +269,7 @@
         <w:t xml:space="preserve">旧资源处理　</w:t>
       </w:r>
       <w:r>
-        <w:t>旧综合学习单和随堂题库的重复观点题、钱币题、排序题与词语题已合并。旧学生链接指向统一入口引导；旧源文件归档，既有后台数据保留。新题采用新版本，不迁移旧分数。</w:t>
+        <w:t>旧综合学习单和随堂题库的重复观点题、钱币题、排序题与词语题已合并。华文通正式入口只保留新版。旧站链接暂未改写，旧资源及既有后台数据仍保留；课堂请使用新版统一入口。新题采用新版本，不迁移旧分数。</w:t>
       </w:r>
     </w:p>
     <w:p>
